--- a/templates/no_declared_template.docx
+++ b/templates/no_declared_template.docx
@@ -160,7 +160,7 @@
           </mc:Choice>
           <mc:Fallback>
             <w:pict>
-              <v:line w14:anchorId="11042A78" id="Straight Connector 81" o:spid="_x0000_s1026" style="position:absolute;z-index:251679744;visibility:visible;mso-wrap-style:square;mso-wrap-distance-left:9pt;mso-wrap-distance-top:0;mso-wrap-distance-right:9pt;mso-wrap-distance-bottom:0;mso-position-horizontal:absolute;mso-position-horizontal-relative:text;mso-position-vertical:absolute;mso-position-vertical-relative:text" from="1pt,31.1pt" to="470pt,31.1pt" o:gfxdata="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" strokecolor="windowText" strokeweight="1pt"/>
+              <v:line w14:anchorId="58E9E950" id="Straight Connector 81" o:spid="_x0000_s1026" style="position:absolute;z-index:251679744;visibility:visible;mso-wrap-style:square;mso-wrap-distance-left:9pt;mso-wrap-distance-top:0;mso-wrap-distance-right:9pt;mso-wrap-distance-bottom:0;mso-position-horizontal:absolute;mso-position-horizontal-relative:text;mso-position-vertical:absolute;mso-position-vertical-relative:text" from="1pt,31.1pt" to="470pt,31.1pt" o:gfxdata="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" strokecolor="windowText" strokeweight="1pt"/>
             </w:pict>
           </mc:Fallback>
         </mc:AlternateContent>
@@ -299,7 +299,7 @@
           </mc:Choice>
           <mc:Fallback>
             <w:pict>
-              <v:line w14:anchorId="52B08DB9" id="Straight Connector 82" o:spid="_x0000_s1026" style="position:absolute;z-index:251680768;visibility:visible;mso-wrap-style:square;mso-wrap-distance-left:9pt;mso-wrap-distance-top:0;mso-wrap-distance-right:9pt;mso-wrap-distance-bottom:0;mso-position-horizontal:absolute;mso-position-horizontal-relative:text;mso-position-vertical:absolute;mso-position-vertical-relative:text" from="565.95pt,26.15pt" to="9in,26.15pt" o:gfxdata="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" strokecolor="#4a7ebb"/>
+              <v:line w14:anchorId="11EED007" id="Straight Connector 82" o:spid="_x0000_s1026" style="position:absolute;z-index:251680768;visibility:visible;mso-wrap-style:square;mso-wrap-distance-left:9pt;mso-wrap-distance-top:0;mso-wrap-distance-right:9pt;mso-wrap-distance-bottom:0;mso-position-horizontal:absolute;mso-position-horizontal-relative:text;mso-position-vertical:absolute;mso-position-vertical-relative:text" from="565.95pt,26.15pt" to="9in,26.15pt" o:gfxdata="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" strokecolor="#4a7ebb"/>
             </w:pict>
           </mc:Fallback>
         </mc:AlternateContent>
@@ -328,8 +328,9 @@
           <w:sz w:val="24"/>
           <w:szCs w:val="24"/>
         </w:rPr>
-        <w:t>__</w:t>
-      </w:r>
+        <w:t>${</w:t>
+      </w:r>
+      <w:proofErr w:type="spellStart"/>
       <w:r>
         <w:rPr>
           <w:rFonts w:ascii="Arial" w:hAnsi="Arial" w:cs="Arial"/>
@@ -337,152 +338,60 @@
           <w:sz w:val="24"/>
           <w:szCs w:val="24"/>
         </w:rPr>
+        <w:t>declared_owner</w:t>
+      </w:r>
+      <w:proofErr w:type="spellEnd"/>
+      <w:r>
+        <w:rPr>
+          <w:rFonts w:ascii="Arial" w:hAnsi="Arial" w:cs="Arial"/>
+          <w:bCs/>
+          <w:sz w:val="24"/>
+          <w:szCs w:val="24"/>
+        </w:rPr>
+        <w:t>}</w:t>
+      </w:r>
+      <w:r>
+        <w:rPr>
+          <w:rFonts w:ascii="Arial" w:hAnsi="Arial" w:cs="Arial"/>
+          <w:b/>
+          <w:sz w:val="24"/>
+          <w:szCs w:val="24"/>
+        </w:rPr>
+        <w:t xml:space="preserve">  </w:t>
+      </w:r>
+      <w:r>
+        <w:rPr>
+          <w:rFonts w:ascii="Arial" w:hAnsi="Arial" w:cs="Arial"/>
+          <w:sz w:val="24"/>
+          <w:szCs w:val="24"/>
+        </w:rPr>
+        <w:t xml:space="preserve">of </w:t>
+      </w:r>
+      <w:r>
+        <w:rPr>
+          <w:rFonts w:ascii="Arial" w:hAnsi="Arial" w:cs="Arial"/>
+          <w:sz w:val="24"/>
+          <w:szCs w:val="24"/>
+        </w:rPr>
         <w:t>${</w:t>
       </w:r>
       <w:proofErr w:type="spellStart"/>
       <w:r>
         <w:rPr>
           <w:rFonts w:ascii="Arial" w:hAnsi="Arial" w:cs="Arial"/>
-          <w:bCs/>
-          <w:sz w:val="24"/>
-          <w:szCs w:val="24"/>
-        </w:rPr>
-        <w:t>declared_</w:t>
-      </w:r>
-      <w:proofErr w:type="gramStart"/>
-      <w:r>
-        <w:rPr>
-          <w:rFonts w:ascii="Arial" w:hAnsi="Arial" w:cs="Arial"/>
-          <w:bCs/>
-          <w:sz w:val="24"/>
-          <w:szCs w:val="24"/>
-        </w:rPr>
-        <w:t>owner</w:t>
+          <w:sz w:val="24"/>
+          <w:szCs w:val="24"/>
+        </w:rPr>
+        <w:t>owner_address</w:t>
       </w:r>
       <w:proofErr w:type="spellEnd"/>
       <w:r>
         <w:rPr>
           <w:rFonts w:ascii="Arial" w:hAnsi="Arial" w:cs="Arial"/>
-          <w:bCs/>
           <w:sz w:val="24"/>
           <w:szCs w:val="24"/>
         </w:rPr>
         <w:t>}</w:t>
-      </w:r>
-      <w:r>
-        <w:rPr>
-          <w:rFonts w:ascii="Arial" w:hAnsi="Arial" w:cs="Arial"/>
-          <w:bCs/>
-          <w:sz w:val="24"/>
-          <w:szCs w:val="24"/>
-        </w:rPr>
-        <w:t>_</w:t>
-      </w:r>
-      <w:proofErr w:type="gramEnd"/>
-      <w:r>
-        <w:rPr>
-          <w:rFonts w:ascii="Arial" w:hAnsi="Arial" w:cs="Arial"/>
-          <w:bCs/>
-          <w:sz w:val="24"/>
-          <w:szCs w:val="24"/>
-        </w:rPr>
-        <w:t>_</w:t>
-      </w:r>
-      <w:proofErr w:type="gramStart"/>
-      <w:r>
-        <w:rPr>
-          <w:rFonts w:ascii="Arial" w:hAnsi="Arial" w:cs="Arial"/>
-          <w:bCs/>
-          <w:sz w:val="24"/>
-          <w:szCs w:val="24"/>
-        </w:rPr>
-        <w:t>_</w:t>
-      </w:r>
-      <w:r>
-        <w:rPr>
-          <w:rFonts w:ascii="Arial" w:hAnsi="Arial" w:cs="Arial"/>
-          <w:b/>
-          <w:sz w:val="24"/>
-          <w:szCs w:val="24"/>
-        </w:rPr>
-        <w:t xml:space="preserve">  </w:t>
-      </w:r>
-      <w:r>
-        <w:rPr>
-          <w:rFonts w:ascii="Arial" w:hAnsi="Arial" w:cs="Arial"/>
-          <w:sz w:val="24"/>
-          <w:szCs w:val="24"/>
-        </w:rPr>
-        <w:t>of</w:t>
-      </w:r>
-      <w:proofErr w:type="gramEnd"/>
-      <w:r>
-        <w:rPr>
-          <w:rFonts w:ascii="Arial" w:hAnsi="Arial" w:cs="Arial"/>
-          <w:sz w:val="24"/>
-          <w:szCs w:val="24"/>
-        </w:rPr>
-        <w:t xml:space="preserve"> </w:t>
-      </w:r>
-      <w:r>
-        <w:rPr>
-          <w:rFonts w:ascii="Arial" w:hAnsi="Arial" w:cs="Arial"/>
-          <w:sz w:val="24"/>
-          <w:szCs w:val="24"/>
-        </w:rPr>
-        <w:t>_</w:t>
-      </w:r>
-      <w:r>
-        <w:rPr>
-          <w:rFonts w:ascii="Arial" w:hAnsi="Arial" w:cs="Arial"/>
-          <w:sz w:val="24"/>
-          <w:szCs w:val="24"/>
-        </w:rPr>
-        <w:t>${</w:t>
-      </w:r>
-      <w:proofErr w:type="spellStart"/>
-      <w:r>
-        <w:rPr>
-          <w:rFonts w:ascii="Arial" w:hAnsi="Arial" w:cs="Arial"/>
-          <w:sz w:val="24"/>
-          <w:szCs w:val="24"/>
-        </w:rPr>
-        <w:t>owner_</w:t>
-      </w:r>
-      <w:proofErr w:type="gramStart"/>
-      <w:r>
-        <w:rPr>
-          <w:rFonts w:ascii="Arial" w:hAnsi="Arial" w:cs="Arial"/>
-          <w:sz w:val="24"/>
-          <w:szCs w:val="24"/>
-        </w:rPr>
-        <w:t>address</w:t>
-      </w:r>
-      <w:proofErr w:type="spellEnd"/>
-      <w:r>
-        <w:rPr>
-          <w:rFonts w:ascii="Arial" w:hAnsi="Arial" w:cs="Arial"/>
-          <w:sz w:val="24"/>
-          <w:szCs w:val="24"/>
-        </w:rPr>
-        <w:t>}</w:t>
-      </w:r>
-      <w:r>
-        <w:rPr>
-          <w:rFonts w:ascii="Arial" w:hAnsi="Arial" w:cs="Arial"/>
-          <w:sz w:val="24"/>
-          <w:szCs w:val="24"/>
-        </w:rPr>
-        <w:t>_</w:t>
-      </w:r>
-      <w:proofErr w:type="gramEnd"/>
-      <w:r>
-        <w:rPr>
-          <w:rFonts w:ascii="Arial" w:hAnsi="Arial" w:cs="Arial"/>
-          <w:sz w:val="24"/>
-          <w:szCs w:val="24"/>
-        </w:rPr>
-        <w:t>_</w:t>
       </w:r>
       <w:r>
         <w:rPr>
@@ -547,25 +456,7 @@
           <w:sz w:val="24"/>
           <w:szCs w:val="24"/>
         </w:rPr>
-        <w:t xml:space="preserve">CERTIFICATION    is      issued </w:t>
-      </w:r>
-      <w:proofErr w:type="gramStart"/>
-      <w:r>
-        <w:rPr>
-          <w:rFonts w:ascii="Arial" w:hAnsi="Arial" w:cs="Arial"/>
-          <w:sz w:val="24"/>
-          <w:szCs w:val="24"/>
-        </w:rPr>
-        <w:t xml:space="preserve">     upon     </w:t>
-      </w:r>
-      <w:proofErr w:type="gramEnd"/>
-      <w:r>
-        <w:rPr>
-          <w:rFonts w:ascii="Arial" w:hAnsi="Arial" w:cs="Arial"/>
-          <w:sz w:val="24"/>
-          <w:szCs w:val="24"/>
-        </w:rPr>
-        <w:t xml:space="preserve"> the     request     of     the    above-named     person for whatever valid and legal purpose it may serve.</w:t>
+        <w:t>CERTIFICATION    is      issued      upon      the     request     of     the    above-named     person for whatever valid and legal purpose it may serve.</w:t>
       </w:r>
     </w:p>
     <w:p>
@@ -2854,6 +2745,10 @@
 </file>
 
 <file path=customXml/item1.xml><?xml version="1.0" encoding="utf-8"?>
+<b:Sources xmlns:b="http://schemas.openxmlformats.org/officeDocument/2006/bibliography" xmlns="http://schemas.openxmlformats.org/officeDocument/2006/bibliography" SelectedStyle="\APA.XSL" StyleName="APA"/>
+</file>
+
+<file path=customXml/item2.xml><?xml version="1.0" encoding="utf-8"?>
 <s:customData xmlns="http://www.wps.cn/officeDocument/2013/wpsCustomData" xmlns:s="http://www.wps.cn/officeDocument/2013/wpsCustomData">
   <customSectProps>
     <customSectPr/>
@@ -2867,22 +2762,18 @@
 </s:customData>
 </file>
 
-<file path=customXml/item2.xml><?xml version="1.0" encoding="utf-8"?>
-<b:Sources xmlns:b="http://schemas.openxmlformats.org/officeDocument/2006/bibliography" xmlns="http://schemas.openxmlformats.org/officeDocument/2006/bibliography" SelectedStyle="\APA.XSL" StyleName="APA"/>
+<file path=customXml/itemProps1.xml><?xml version="1.0" encoding="utf-8"?>
+<ds:datastoreItem xmlns:ds="http://schemas.openxmlformats.org/officeDocument/2006/customXml" ds:itemID="{04872501-C03B-4D22-A7D6-EFC490A8F59A}">
+  <ds:schemaRefs>
+    <ds:schemaRef ds:uri="http://schemas.openxmlformats.org/officeDocument/2006/bibliography"/>
+  </ds:schemaRefs>
+</ds:datastoreItem>
 </file>
 
-<file path=customXml/itemProps1.xml><?xml version="1.0" encoding="utf-8"?>
+<file path=customXml/itemProps2.xml><?xml version="1.0" encoding="utf-8"?>
 <ds:datastoreItem xmlns:ds="http://schemas.openxmlformats.org/officeDocument/2006/customXml" ds:itemID="{B1977F7D-205B-4081-913C-38D41E755F92}">
   <ds:schemaRefs>
     <ds:schemaRef ds:uri="http://www.wps.cn/officeDocument/2013/wpsCustomData"/>
   </ds:schemaRefs>
 </ds:datastoreItem>
-</file>
-
-<file path=customXml/itemProps2.xml><?xml version="1.0" encoding="utf-8"?>
-<ds:datastoreItem xmlns:ds="http://schemas.openxmlformats.org/officeDocument/2006/customXml" ds:itemID="{04872501-C03B-4D22-A7D6-EFC490A8F59A}">
-  <ds:schemaRefs>
-    <ds:schemaRef ds:uri="http://schemas.openxmlformats.org/officeDocument/2006/bibliography"/>
-  </ds:schemaRefs>
-</ds:datastoreItem>
 </file>
--- a/templates/no_declared_template.docx
+++ b/templates/no_declared_template.docx
@@ -160,7 +160,7 @@
           </mc:Choice>
           <mc:Fallback>
             <w:pict>
-              <v:line w14:anchorId="58E9E950" id="Straight Connector 81" o:spid="_x0000_s1026" style="position:absolute;z-index:251679744;visibility:visible;mso-wrap-style:square;mso-wrap-distance-left:9pt;mso-wrap-distance-top:0;mso-wrap-distance-right:9pt;mso-wrap-distance-bottom:0;mso-position-horizontal:absolute;mso-position-horizontal-relative:text;mso-position-vertical:absolute;mso-position-vertical-relative:text" from="1pt,31.1pt" to="470pt,31.1pt" o:gfxdata="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" strokecolor="windowText" strokeweight="1pt"/>
+              <v:line w14:anchorId="502402B9" id="Straight Connector 81" o:spid="_x0000_s1026" style="position:absolute;z-index:251679744;visibility:visible;mso-wrap-style:square;mso-wrap-distance-left:9pt;mso-wrap-distance-top:0;mso-wrap-distance-right:9pt;mso-wrap-distance-bottom:0;mso-position-horizontal:absolute;mso-position-horizontal-relative:text;mso-position-vertical:absolute;mso-position-vertical-relative:text" from="1pt,31.1pt" to="470pt,31.1pt" o:gfxdata="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" strokecolor="windowText" strokeweight="1pt"/>
             </w:pict>
           </mc:Fallback>
         </mc:AlternateContent>
@@ -299,7 +299,7 @@
           </mc:Choice>
           <mc:Fallback>
             <w:pict>
-              <v:line w14:anchorId="11EED007" id="Straight Connector 82" o:spid="_x0000_s1026" style="position:absolute;z-index:251680768;visibility:visible;mso-wrap-style:square;mso-wrap-distance-left:9pt;mso-wrap-distance-top:0;mso-wrap-distance-right:9pt;mso-wrap-distance-bottom:0;mso-position-horizontal:absolute;mso-position-horizontal-relative:text;mso-position-vertical:absolute;mso-position-vertical-relative:text" from="565.95pt,26.15pt" to="9in,26.15pt" o:gfxdata="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" strokecolor="#4a7ebb"/>
+              <v:line w14:anchorId="5A649D07" id="Straight Connector 82" o:spid="_x0000_s1026" style="position:absolute;z-index:251680768;visibility:visible;mso-wrap-style:square;mso-wrap-distance-left:9pt;mso-wrap-distance-top:0;mso-wrap-distance-right:9pt;mso-wrap-distance-bottom:0;mso-position-horizontal:absolute;mso-position-horizontal-relative:text;mso-position-vertical:absolute;mso-position-vertical-relative:text" from="565.95pt,26.15pt" to="9in,26.15pt" o:gfxdata="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" strokecolor="#4a7ebb"/>
             </w:pict>
           </mc:Fallback>
         </mc:AlternateContent>
@@ -500,55 +500,23 @@
           <w:sz w:val="24"/>
           <w:szCs w:val="24"/>
         </w:rPr>
-        <w:t xml:space="preserve">GIVEN THIS </w:t>
-      </w:r>
-      <w:r>
-        <w:rPr>
-          <w:rFonts w:ascii="Arial" w:hAnsi="Arial" w:cs="Arial"/>
-          <w:sz w:val="24"/>
-          <w:szCs w:val="24"/>
-        </w:rPr>
-        <w:t>__</w:t>
-      </w:r>
-      <w:r>
-        <w:rPr>
-          <w:rFonts w:ascii="Arial" w:hAnsi="Arial" w:cs="Arial"/>
-          <w:sz w:val="24"/>
-          <w:szCs w:val="24"/>
-        </w:rPr>
-        <w:t xml:space="preserve"> day of </w:t>
-      </w:r>
-      <w:r>
-        <w:rPr>
-          <w:rFonts w:ascii="Arial" w:hAnsi="Arial" w:cs="Arial"/>
-          <w:sz w:val="24"/>
-          <w:szCs w:val="24"/>
-        </w:rPr>
-        <w:t>__________</w:t>
-      </w:r>
-      <w:r>
-        <w:rPr>
-          <w:rFonts w:ascii="Arial" w:hAnsi="Arial" w:cs="Arial"/>
-          <w:sz w:val="24"/>
-          <w:szCs w:val="24"/>
-        </w:rPr>
-        <w:t xml:space="preserve">, </w:t>
-      </w:r>
-      <w:r>
-        <w:rPr>
-          <w:rFonts w:ascii="Arial" w:hAnsi="Arial" w:cs="Arial"/>
-          <w:sz w:val="24"/>
-          <w:szCs w:val="24"/>
-        </w:rPr>
-        <w:t>_______</w:t>
-      </w:r>
-      <w:r>
-        <w:rPr>
-          <w:rFonts w:ascii="Arial" w:hAnsi="Arial" w:cs="Arial"/>
-          <w:sz w:val="24"/>
-          <w:szCs w:val="24"/>
-        </w:rPr>
-        <w:t xml:space="preserve"> at San Leonardo, Aglipay, Quirino.</w:t>
+        <w:t>GIVEN THIS</w:t>
+      </w:r>
+      <w:r>
+        <w:rPr>
+          <w:rFonts w:ascii="Arial" w:hAnsi="Arial" w:cs="Arial"/>
+          <w:sz w:val="24"/>
+          <w:szCs w:val="24"/>
+        </w:rPr>
+        <w:t xml:space="preserve"> </w:t>
+      </w:r>
+      <w:r>
+        <w:rPr>
+          <w:rFonts w:ascii="Arial" w:hAnsi="Arial" w:cs="Arial"/>
+          <w:sz w:val="24"/>
+          <w:szCs w:val="24"/>
+        </w:rPr>
+        <w:t xml:space="preserve"> day of ,  at San Leonardo, Aglipay, Quirino.</w:t>
       </w:r>
     </w:p>
     <w:p>
@@ -2745,10 +2713,6 @@
 </file>
 
 <file path=customXml/item1.xml><?xml version="1.0" encoding="utf-8"?>
-<b:Sources xmlns:b="http://schemas.openxmlformats.org/officeDocument/2006/bibliography" xmlns="http://schemas.openxmlformats.org/officeDocument/2006/bibliography" SelectedStyle="\APA.XSL" StyleName="APA"/>
-</file>
-
-<file path=customXml/item2.xml><?xml version="1.0" encoding="utf-8"?>
 <s:customData xmlns="http://www.wps.cn/officeDocument/2013/wpsCustomData" xmlns:s="http://www.wps.cn/officeDocument/2013/wpsCustomData">
   <customSectProps>
     <customSectPr/>
@@ -2762,18 +2726,22 @@
 </s:customData>
 </file>
 
+<file path=customXml/item2.xml><?xml version="1.0" encoding="utf-8"?>
+<b:Sources xmlns:b="http://schemas.openxmlformats.org/officeDocument/2006/bibliography" xmlns="http://schemas.openxmlformats.org/officeDocument/2006/bibliography" SelectedStyle="\APA.XSL" StyleName="APA"/>
+</file>
+
 <file path=customXml/itemProps1.xml><?xml version="1.0" encoding="utf-8"?>
+<ds:datastoreItem xmlns:ds="http://schemas.openxmlformats.org/officeDocument/2006/customXml" ds:itemID="{B1977F7D-205B-4081-913C-38D41E755F92}">
+  <ds:schemaRefs>
+    <ds:schemaRef ds:uri="http://www.wps.cn/officeDocument/2013/wpsCustomData"/>
+  </ds:schemaRefs>
+</ds:datastoreItem>
+</file>
+
+<file path=customXml/itemProps2.xml><?xml version="1.0" encoding="utf-8"?>
 <ds:datastoreItem xmlns:ds="http://schemas.openxmlformats.org/officeDocument/2006/customXml" ds:itemID="{04872501-C03B-4D22-A7D6-EFC490A8F59A}">
   <ds:schemaRefs>
     <ds:schemaRef ds:uri="http://schemas.openxmlformats.org/officeDocument/2006/bibliography"/>
   </ds:schemaRefs>
 </ds:datastoreItem>
-</file>
-
-<file path=customXml/itemProps2.xml><?xml version="1.0" encoding="utf-8"?>
-<ds:datastoreItem xmlns:ds="http://schemas.openxmlformats.org/officeDocument/2006/customXml" ds:itemID="{B1977F7D-205B-4081-913C-38D41E755F92}">
-  <ds:schemaRefs>
-    <ds:schemaRef ds:uri="http://www.wps.cn/officeDocument/2013/wpsCustomData"/>
-  </ds:schemaRefs>
-</ds:datastoreItem>
 </file>